--- a/Endterm_Report_Team4.docx
+++ b/Endterm_Report_Team4.docx
@@ -157,7 +157,7 @@
           </w:tcPr>
           <w:p>
             <w:r>
-              <w:t>[insert approuter URL once the shared HANA is started and cf deploy completes]</w:t>
+              <w:t>https://btplearning-btpailearning-student5-retail-analytics.cfapps.us10.hana.ondemand.com</w:t>
             </w:r>
           </w:p>
         </w:tc>
@@ -1207,7 +1207,7 @@
         <w:pStyle w:val="ListBullet"/>
       </w:pPr>
       <w:r>
-        <w:t>Deployment surfaced the SQLite→HANA gap and UI-serving. We validated HANA compilation with cds build --production, packaged an MTA (HANA + XSUAA + approuter), and — rather than adopt Work Zone — bundled the UI5 apps into the approuter as static resources with OData paths routed to the CAP backend. (At submission the deploy is complete except for the shared course HANA Cloud instance being started by staff.)</w:t>
+        <w:t>Deployment surfaced the SQLite→HANA gap and UI-serving. We validated HANA compilation with cds build --production, packaged an MTA (HANA + XSUAA + approuter), and — rather than adopt Work Zone — bundled the UI5 apps into the approuter as static resources with OData paths routed to the CAP backend. A concrete environment-parity bug appeared only on HANA: the Customers.stateCode column was String(10), but the source data holds full region names up to 28 characters (e.g. 'North East Lincolnshire'); SQLite silently accepts this while HANA rejects it (error 274, 'inserted value too large'). Widening the column fixed the data load. The application is deployed and live on Cloud Foundry.</w:t>
       </w:r>
     </w:p>
     <w:p>
